--- a/devoirs/exercices-5/devoir4.docx
+++ b/devoirs/exercices-5/devoir4.docx
@@ -7,6 +7,7 @@
         <w:autoSpaceDE w:val="0"/>
         <w:autoSpaceDN w:val="0"/>
         <w:adjustRightInd w:val="0"/>
+        <w:ind w:firstLine="284"/>
         <w:jc w:val="center"/>
       </w:pPr>
       <w:r>
@@ -55,15 +56,41 @@
     <w:p/>
     <w:p>
       <w:r>
-        <w:t xml:space="preserve">Rappel : Si vous utilisez ProB ou FDR pour calculer le </w:t>
-      </w:r>
-      <w:proofErr w:type="spellStart"/>
-      <w:r>
-        <w:t>graphe</w:t>
-      </w:r>
-      <w:proofErr w:type="spellEnd"/>
-      <w:r>
-        <w:t xml:space="preserve">, vous verrez que ces outils éliminent des transitions en utilisant les lois d’équivalence par observation.  </w:t>
+        <w:rPr>
+          <w:b/>
+          <w:bCs/>
+        </w:rPr>
+        <w:t>Rappel</w:t>
+      </w:r>
+      <w:r>
+        <w:t> : Si vous utilisez ProB ou FDR pour calculer le graphe</w:t>
+      </w:r>
+      <w:r>
+        <w:t xml:space="preserve"> de transition</w:t>
+      </w:r>
+      <w:r>
+        <w:t xml:space="preserve">, vous verrez que ces outils éliminent </w:t>
+      </w:r>
+      <w:r>
+        <w:t xml:space="preserve">parfois </w:t>
+      </w:r>
+      <w:r>
+        <w:t>des transitions en utilisant les lois d’équivalence par observation</w:t>
+      </w:r>
+      <w:r>
+        <w:t>, par soucis d’efficacité</w:t>
+      </w:r>
+      <w:r>
+        <w:t xml:space="preserve">.  </w:t>
+      </w:r>
+      <w:r>
+        <w:t xml:space="preserve">À l’examen, vous devrez donner toutes les transitions obtenues par application des règles d’inférence.  Ne vous fiez donc sur ProB ou FDR pour calculer </w:t>
+      </w:r>
+      <w:r>
+        <w:t xml:space="preserve">toutes </w:t>
+      </w:r>
+      <w:r>
+        <w:t>les transitions déterminées par les règles d’inférence.</w:t>
       </w:r>
     </w:p>
     <w:p>
@@ -1890,6 +1917,7 @@
         <w:rPr>
           <w:rFonts w:asciiTheme="majorHAnsi" w:hAnsiTheme="majorHAnsi" w:cstheme="majorHAnsi"/>
         </w:rPr>
+        <w:lastRenderedPageBreak/>
         <w:t>CaR</w:t>
       </w:r>
       <w:r>
@@ -1971,7 +1999,6 @@
         <w:rPr>
           <w:rFonts w:asciiTheme="majorHAnsi" w:hAnsiTheme="majorHAnsi" w:cstheme="majorHAnsi"/>
         </w:rPr>
-        <w:lastRenderedPageBreak/>
         <w:t>S2</w:t>
       </w:r>
       <w:proofErr w:type="gramStart"/>
